--- a/data/outputs/v2/Grade11/Biology/Quizzes/SS1.1_Taxonomy_I/Biology_G11_SS1.1_Taxonomy_I_L8_AnswerKey.docx
+++ b/data/outputs/v2/Grade11/Biology/Quizzes/SS1.1_Taxonomy_I/Biology_G11_SS1.1_Taxonomy_I_L8_AnswerKey.docx
@@ -1590,7 +1590,7 @@
         </w:rPr>
         <w:t xml:space="preserve">© 2026 SeaVuria and ARES. Aligned with KICD objectives. Developed by SeaVuria; technical implementation by ARES (with AI assistance from Claude). Licensed under </w:t>
       </w:r>
-      <w:hyperlink w:history="1" r:id="rId2mzaqqptqy9zdhhnmscf9">
+      <w:hyperlink w:history="1" r:id="rIdaamqwpsxicu8vmi1e55jy">
         <w:r>
           <w:rPr>
             <w:rFonts w:ascii="Arial" w:cs="Arial" w:eastAsia="Arial" w:hAnsi="Arial"/>
@@ -1611,7 +1611,7 @@
         </w:rPr>
         <w:t xml:space="preserve"> (</w:t>
       </w:r>
-      <w:hyperlink w:history="1" r:id="rIdgddlqtx4do8cq5kjcfuaw">
+      <w:hyperlink w:history="1" r:id="rIdsd70aovxxi6ypgcdi40g4">
         <w:r>
           <w:rPr>
             <w:rFonts w:ascii="Arial" w:cs="Arial" w:eastAsia="Arial" w:hAnsi="Arial"/>

--- a/data/outputs/v2/Grade11/Biology/Quizzes/SS1.1_Taxonomy_I/Biology_G11_SS1.1_Taxonomy_I_L8_AnswerKey.docx
+++ b/data/outputs/v2/Grade11/Biology/Quizzes/SS1.1_Taxonomy_I/Biology_G11_SS1.1_Taxonomy_I_L8_AnswerKey.docx
@@ -1590,7 +1590,7 @@
         </w:rPr>
         <w:t xml:space="preserve">© 2026 SeaVuria and ARES. Aligned with KICD objectives. Developed by SeaVuria; technical implementation by ARES (with AI assistance from Claude). Licensed under </w:t>
       </w:r>
-      <w:hyperlink w:history="1" r:id="rIdaamqwpsxicu8vmi1e55jy">
+      <w:hyperlink w:history="1" r:id="rIdgls2l8lwllwa2th_6g1bn">
         <w:r>
           <w:rPr>
             <w:rFonts w:ascii="Arial" w:cs="Arial" w:eastAsia="Arial" w:hAnsi="Arial"/>
@@ -1611,7 +1611,7 @@
         </w:rPr>
         <w:t xml:space="preserve"> (</w:t>
       </w:r>
-      <w:hyperlink w:history="1" r:id="rIdsd70aovxxi6ypgcdi40g4">
+      <w:hyperlink w:history="1" r:id="rIdqqade738arhwfu-z2nasp">
         <w:r>
           <w:rPr>
             <w:rFonts w:ascii="Arial" w:cs="Arial" w:eastAsia="Arial" w:hAnsi="Arial"/>
